--- a/seat plan/Room_Allocation_Final.docx
+++ b/seat plan/Room_Allocation_Final.docx
@@ -90,7 +90,7 @@
           </mc:Choice>
           <mc:Fallback>
             <w:pict>
-              <v:rect w14:anchorId="7BE97B02" id="Rectangle 7" o:spid="_x0000_s1026" style="position:absolute;margin-left:112.05pt;margin-top:.95pt;width:37.75pt;height:46.05pt;z-index:251661312;visibility:visible;mso-wrap-style:square;mso-width-percent:0;mso-height-percent:0;mso-wrap-distance-left:9pt;mso-wrap-distance-top:0;mso-wrap-distance-right:9pt;mso-wrap-distance-bottom:0;mso-position-horizontal:absolute;mso-position-horizontal-relative:margin;mso-position-vertical:absolute;mso-position-vertical-relative:text;mso-width-percent:0;mso-height-percent:0;mso-width-relative:margin;mso-height-relative:margin;v-text-anchor:middle" o:gfxdata="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" stroked="f" strokeweight="2pt">
+              <v:rect w14:anchorId="2E5AE8A4" id="Rectangle 7" o:spid="_x0000_s1026" style="position:absolute;margin-left:112.05pt;margin-top:.95pt;width:37.75pt;height:46.05pt;z-index:251661312;visibility:visible;mso-wrap-style:square;mso-width-percent:0;mso-height-percent:0;mso-wrap-distance-left:9pt;mso-wrap-distance-top:0;mso-wrap-distance-right:9pt;mso-wrap-distance-bottom:0;mso-position-horizontal:absolute;mso-position-horizontal-relative:margin;mso-position-vertical:absolute;mso-position-vertical-relative:text;mso-width-percent:0;mso-height-percent:0;mso-width-relative:margin;mso-height-relative:margin;v-text-anchor:middle" o:gfxdata="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" stroked="f" strokeweight="2pt">
                 <v:fill r:id="rId7" o:title="" recolor="t" rotate="t" type="frame"/>
                 <w10:wrap anchorx="margin"/>
               </v:rect>
@@ -121,7 +121,21 @@
         <w:rPr>
           <w:b/>
         </w:rPr>
-        <w:t>Ratnanagar-7, Sauraha, Chitwan</w:t>
+        <w:t xml:space="preserve">Ratnanagar-7, </w:t>
+      </w:r>
+      <w:proofErr w:type="spellStart"/>
+      <w:r>
+        <w:rPr>
+          <w:b/>
+        </w:rPr>
+        <w:t>Sauraha</w:t>
+      </w:r>
+      <w:proofErr w:type="spellEnd"/>
+      <w:r>
+        <w:rPr>
+          <w:b/>
+        </w:rPr>
+        <w:t>, Chitwan</w:t>
       </w:r>
     </w:p>
     <w:p>
@@ -139,7 +153,14 @@
           <w:b/>
           <w:u w:val="single"/>
         </w:rPr>
-        <w:t>Second Terminal Examination-2082</w:t>
+        <w:t>Annual</w:t>
+      </w:r>
+      <w:r>
+        <w:rPr>
+          <w:b/>
+          <w:u w:val="single"/>
+        </w:rPr>
+        <w:t xml:space="preserve"> Examination-2082</w:t>
       </w:r>
     </w:p>
     <w:p/>
@@ -315,8 +336,18 @@
                 <w:sz w:val="32"/>
                 <w:szCs w:val="32"/>
               </w:rPr>
-              <w:t>5, Nightingle</w:t>
-            </w:r>
+              <w:t xml:space="preserve">5, </w:t>
+            </w:r>
+            <w:proofErr w:type="spellStart"/>
+            <w:r>
+              <w:rPr>
+                <w:rFonts w:ascii="Times New Roman" w:hAnsi="Times New Roman" w:cs="Times New Roman"/>
+                <w:sz w:val="32"/>
+                <w:szCs w:val="32"/>
+              </w:rPr>
+              <w:t>Nightingle</w:t>
+            </w:r>
+            <w:proofErr w:type="spellEnd"/>
           </w:p>
         </w:tc>
         <w:tc>
@@ -1144,7 +1175,7 @@
           </mc:Choice>
           <mc:Fallback>
             <w:pict>
-              <v:rect w14:anchorId="5D9EB582" id="Rectangle 7" o:spid="_x0000_s1026" style="position:absolute;margin-left:112.05pt;margin-top:.95pt;width:37.75pt;height:46.05pt;z-index:251662336;visibility:visible;mso-wrap-style:square;mso-width-percent:0;mso-height-percent:0;mso-wrap-distance-left:9pt;mso-wrap-distance-top:0;mso-wrap-distance-right:9pt;mso-wrap-distance-bottom:0;mso-position-horizontal:absolute;mso-position-horizontal-relative:margin;mso-position-vertical:absolute;mso-position-vertical-relative:text;mso-width-percent:0;mso-height-percent:0;mso-width-relative:margin;mso-height-relative:margin;v-text-anchor:middle" o:gfxdata="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" stroked="f" strokeweight="2pt">
+              <v:rect w14:anchorId="53514E6F" id="Rectangle 7" o:spid="_x0000_s1026" style="position:absolute;margin-left:112.05pt;margin-top:.95pt;width:37.75pt;height:46.05pt;z-index:251662336;visibility:visible;mso-wrap-style:square;mso-width-percent:0;mso-height-percent:0;mso-wrap-distance-left:9pt;mso-wrap-distance-top:0;mso-wrap-distance-right:9pt;mso-wrap-distance-bottom:0;mso-position-horizontal:absolute;mso-position-horizontal-relative:margin;mso-position-vertical:absolute;mso-position-vertical-relative:text;mso-width-percent:0;mso-height-percent:0;mso-width-relative:margin;mso-height-relative:margin;v-text-anchor:middle" o:gfxdata="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" stroked="f" strokeweight="2pt">
                 <v:fill r:id="rId7" o:title="" recolor="t" rotate="t" type="frame"/>
                 <w10:wrap anchorx="margin"/>
               </v:rect>
@@ -1175,7 +1206,21 @@
         <w:rPr>
           <w:b/>
         </w:rPr>
-        <w:t>Ratnanagar-7, Sauraha, Chitwan</w:t>
+        <w:t xml:space="preserve">Ratnanagar-7, </w:t>
+      </w:r>
+      <w:proofErr w:type="spellStart"/>
+      <w:r>
+        <w:rPr>
+          <w:b/>
+        </w:rPr>
+        <w:t>Sauraha</w:t>
+      </w:r>
+      <w:proofErr w:type="spellEnd"/>
+      <w:r>
+        <w:rPr>
+          <w:b/>
+        </w:rPr>
+        <w:t>, Chitwan</w:t>
       </w:r>
     </w:p>
     <w:p>
@@ -1193,7 +1238,14 @@
           <w:b/>
           <w:u w:val="single"/>
         </w:rPr>
-        <w:t>Second Terminal Examination-2082</w:t>
+        <w:t>Annual</w:t>
+      </w:r>
+      <w:r>
+        <w:rPr>
+          <w:b/>
+          <w:u w:val="single"/>
+        </w:rPr>
+        <w:t xml:space="preserve"> Examination-2082</w:t>
       </w:r>
     </w:p>
     <w:p>
@@ -2065,6 +2117,26 @@
           <w:szCs w:val="32"/>
         </w:rPr>
         <w:t>Room no. 7</w:t>
+      </w:r>
+      <w:r>
+        <w:rPr>
+          <w:rFonts w:ascii="Times New Roman" w:hAnsi="Times New Roman" w:cs="Times New Roman"/>
+          <w:b/>
+          <w:bCs/>
+          <w:sz w:val="32"/>
+          <w:szCs w:val="32"/>
+        </w:rPr>
+        <w:t>-</w:t>
+      </w:r>
+      <w:r>
+        <w:rPr>
+          <w:rFonts w:ascii="Times New Roman" w:hAnsi="Times New Roman" w:cs="Times New Roman"/>
+          <w:b/>
+          <w:bCs/>
+          <w:sz w:val="32"/>
+          <w:szCs w:val="32"/>
+        </w:rPr>
+        <w:t>Class wise distribution:</w:t>
       </w:r>
     </w:p>
     <w:tbl>
@@ -2484,7 +2556,7 @@
           </mc:Choice>
           <mc:Fallback>
             <w:pict>
-              <v:rect w14:anchorId="4905B195" id="Rectangle 7" o:spid="_x0000_s1026" style="position:absolute;margin-left:112.05pt;margin-top:.95pt;width:37.75pt;height:46.05pt;z-index:251663360;visibility:visible;mso-wrap-style:square;mso-width-percent:0;mso-height-percent:0;mso-wrap-distance-left:9pt;mso-wrap-distance-top:0;mso-wrap-distance-right:9pt;mso-wrap-distance-bottom:0;mso-position-horizontal:absolute;mso-position-horizontal-relative:margin;mso-position-vertical:absolute;mso-position-vertical-relative:text;mso-width-percent:0;mso-height-percent:0;mso-width-relative:margin;mso-height-relative:margin;v-text-anchor:middle" o:gfxdata="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" stroked="f" strokeweight="2pt">
+              <v:rect w14:anchorId="597B2BA5" id="Rectangle 7" o:spid="_x0000_s1026" style="position:absolute;margin-left:112.05pt;margin-top:.95pt;width:37.75pt;height:46.05pt;z-index:251663360;visibility:visible;mso-wrap-style:square;mso-width-percent:0;mso-height-percent:0;mso-wrap-distance-left:9pt;mso-wrap-distance-top:0;mso-wrap-distance-right:9pt;mso-wrap-distance-bottom:0;mso-position-horizontal:absolute;mso-position-horizontal-relative:margin;mso-position-vertical:absolute;mso-position-vertical-relative:text;mso-width-percent:0;mso-height-percent:0;mso-width-relative:margin;mso-height-relative:margin;v-text-anchor:middle" o:gfxdata="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" stroked="f" strokeweight="2pt">
                 <v:fill r:id="rId7" o:title="" recolor="t" rotate="t" type="frame"/>
                 <w10:wrap anchorx="margin"/>
               </v:rect>
@@ -2515,7 +2587,21 @@
         <w:rPr>
           <w:b/>
         </w:rPr>
-        <w:t>Ratnanagar-7, Sauraha, Chitwan</w:t>
+        <w:t xml:space="preserve">Ratnanagar-7, </w:t>
+      </w:r>
+      <w:proofErr w:type="spellStart"/>
+      <w:r>
+        <w:rPr>
+          <w:b/>
+        </w:rPr>
+        <w:t>Sauraha</w:t>
+      </w:r>
+      <w:proofErr w:type="spellEnd"/>
+      <w:r>
+        <w:rPr>
+          <w:b/>
+        </w:rPr>
+        <w:t>, Chitwan</w:t>
       </w:r>
     </w:p>
     <w:p>
@@ -2533,7 +2619,14 @@
           <w:b/>
           <w:u w:val="single"/>
         </w:rPr>
-        <w:t>Second Terminal Examination-2082</w:t>
+        <w:t>Annual</w:t>
+      </w:r>
+      <w:r>
+        <w:rPr>
+          <w:b/>
+          <w:u w:val="single"/>
+        </w:rPr>
+        <w:t xml:space="preserve"> Examination-2082</w:t>
       </w:r>
     </w:p>
     <w:p>
@@ -3655,7 +3748,23 @@
                 <w:sz w:val="32"/>
                 <w:szCs w:val="32"/>
               </w:rPr>
-              <w:t>145</w:t>
+              <w:t>1</w:t>
+            </w:r>
+            <w:r>
+              <w:rPr>
+                <w:rFonts w:ascii="Times New Roman" w:hAnsi="Times New Roman" w:cs="Times New Roman"/>
+                <w:sz w:val="32"/>
+                <w:szCs w:val="32"/>
+              </w:rPr>
+              <w:t>-</w:t>
+            </w:r>
+            <w:r>
+              <w:rPr>
+                <w:rFonts w:ascii="Times New Roman" w:hAnsi="Times New Roman" w:cs="Times New Roman"/>
+                <w:sz w:val="32"/>
+                <w:szCs w:val="32"/>
+              </w:rPr>
+              <w:t>5</w:t>
             </w:r>
           </w:p>
         </w:tc>
@@ -3849,7 +3958,7 @@
           </mc:Choice>
           <mc:Fallback>
             <w:pict>
-              <v:rect w14:anchorId="2B1B2267" id="Rectangle 7" o:spid="_x0000_s1026" style="position:absolute;margin-left:112.05pt;margin-top:.95pt;width:37.75pt;height:46.05pt;z-index:251664384;visibility:visible;mso-wrap-style:square;mso-width-percent:0;mso-height-percent:0;mso-wrap-distance-left:9pt;mso-wrap-distance-top:0;mso-wrap-distance-right:9pt;mso-wrap-distance-bottom:0;mso-position-horizontal:absolute;mso-position-horizontal-relative:margin;mso-position-vertical:absolute;mso-position-vertical-relative:text;mso-width-percent:0;mso-height-percent:0;mso-width-relative:margin;mso-height-relative:margin;v-text-anchor:middle" o:gfxdata="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" stroked="f" strokeweight="2pt">
+              <v:rect w14:anchorId="24FB0A3F" id="Rectangle 7" o:spid="_x0000_s1026" style="position:absolute;margin-left:112.05pt;margin-top:.95pt;width:37.75pt;height:46.05pt;z-index:251664384;visibility:visible;mso-wrap-style:square;mso-width-percent:0;mso-height-percent:0;mso-wrap-distance-left:9pt;mso-wrap-distance-top:0;mso-wrap-distance-right:9pt;mso-wrap-distance-bottom:0;mso-position-horizontal:absolute;mso-position-horizontal-relative:margin;mso-position-vertical:absolute;mso-position-vertical-relative:text;mso-width-percent:0;mso-height-percent:0;mso-width-relative:margin;mso-height-relative:margin;v-text-anchor:middle" o:gfxdata="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" stroked="f" strokeweight="2pt">
                 <v:fill r:id="rId7" o:title="" recolor="t" rotate="t" type="frame"/>
                 <w10:wrap anchorx="margin"/>
               </v:rect>
@@ -3880,7 +3989,21 @@
         <w:rPr>
           <w:b/>
         </w:rPr>
-        <w:t>Ratnanagar-7, Sauraha, Chitwan</w:t>
+        <w:t xml:space="preserve">Ratnanagar-7, </w:t>
+      </w:r>
+      <w:proofErr w:type="spellStart"/>
+      <w:r>
+        <w:rPr>
+          <w:b/>
+        </w:rPr>
+        <w:t>Sauraha</w:t>
+      </w:r>
+      <w:proofErr w:type="spellEnd"/>
+      <w:r>
+        <w:rPr>
+          <w:b/>
+        </w:rPr>
+        <w:t>, Chitwan</w:t>
       </w:r>
     </w:p>
     <w:p>
@@ -3898,7 +4021,14 @@
           <w:b/>
           <w:u w:val="single"/>
         </w:rPr>
-        <w:t>Second Terminal Examination-2082</w:t>
+        <w:t>Annual</w:t>
+      </w:r>
+      <w:r>
+        <w:rPr>
+          <w:b/>
+          <w:u w:val="single"/>
+        </w:rPr>
+        <w:t xml:space="preserve"> Examination-2082</w:t>
       </w:r>
     </w:p>
     <w:p>
@@ -5222,7 +5352,7 @@
           </mc:Choice>
           <mc:Fallback>
             <w:pict>
-              <v:rect w14:anchorId="28F06EF7" id="Rectangle 7" o:spid="_x0000_s1026" style="position:absolute;margin-left:112.05pt;margin-top:.95pt;width:37.75pt;height:46.05pt;z-index:251665408;visibility:visible;mso-wrap-style:square;mso-width-percent:0;mso-height-percent:0;mso-wrap-distance-left:9pt;mso-wrap-distance-top:0;mso-wrap-distance-right:9pt;mso-wrap-distance-bottom:0;mso-position-horizontal:absolute;mso-position-horizontal-relative:margin;mso-position-vertical:absolute;mso-position-vertical-relative:text;mso-width-percent:0;mso-height-percent:0;mso-width-relative:margin;mso-height-relative:margin;v-text-anchor:middle" o:gfxdata="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" stroked="f" strokeweight="2pt">
+              <v:rect w14:anchorId="0A2DF5CF" id="Rectangle 7" o:spid="_x0000_s1026" style="position:absolute;margin-left:112.05pt;margin-top:.95pt;width:37.75pt;height:46.05pt;z-index:251665408;visibility:visible;mso-wrap-style:square;mso-width-percent:0;mso-height-percent:0;mso-wrap-distance-left:9pt;mso-wrap-distance-top:0;mso-wrap-distance-right:9pt;mso-wrap-distance-bottom:0;mso-position-horizontal:absolute;mso-position-horizontal-relative:margin;mso-position-vertical:absolute;mso-position-vertical-relative:text;mso-width-percent:0;mso-height-percent:0;mso-width-relative:margin;mso-height-relative:margin;v-text-anchor:middle" o:gfxdata="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" stroked="f" strokeweight="2pt">
                 <v:fill r:id="rId7" o:title="" recolor="t" rotate="t" type="frame"/>
                 <w10:wrap anchorx="margin"/>
               </v:rect>
@@ -5253,7 +5383,21 @@
         <w:rPr>
           <w:b/>
         </w:rPr>
-        <w:t>Ratnanagar-7, Sauraha, Chitwan</w:t>
+        <w:t xml:space="preserve">Ratnanagar-7, </w:t>
+      </w:r>
+      <w:proofErr w:type="spellStart"/>
+      <w:r>
+        <w:rPr>
+          <w:b/>
+        </w:rPr>
+        <w:t>Sauraha</w:t>
+      </w:r>
+      <w:proofErr w:type="spellEnd"/>
+      <w:r>
+        <w:rPr>
+          <w:b/>
+        </w:rPr>
+        <w:t>, Chitwan</w:t>
       </w:r>
     </w:p>
     <w:p>
@@ -5271,7 +5415,14 @@
           <w:b/>
           <w:u w:val="single"/>
         </w:rPr>
-        <w:t>Second Terminal Examination-2082</w:t>
+        <w:t>Annual</w:t>
+      </w:r>
+      <w:r>
+        <w:rPr>
+          <w:b/>
+          <w:u w:val="single"/>
+        </w:rPr>
+        <w:t xml:space="preserve"> Examination-2082</w:t>
       </w:r>
     </w:p>
     <w:p>
@@ -7092,7 +7243,7 @@
           </mc:Choice>
           <mc:Fallback>
             <w:pict>
-              <v:rect w14:anchorId="686BBAA0" id="Rectangle 7" o:spid="_x0000_s1026" style="position:absolute;margin-left:112.05pt;margin-top:.95pt;width:37.75pt;height:46.05pt;z-index:251666432;visibility:visible;mso-wrap-style:square;mso-width-percent:0;mso-height-percent:0;mso-wrap-distance-left:9pt;mso-wrap-distance-top:0;mso-wrap-distance-right:9pt;mso-wrap-distance-bottom:0;mso-position-horizontal:absolute;mso-position-horizontal-relative:margin;mso-position-vertical:absolute;mso-position-vertical-relative:text;mso-width-percent:0;mso-height-percent:0;mso-width-relative:margin;mso-height-relative:margin;v-text-anchor:middle" o:gfxdata="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" stroked="f" strokeweight="2pt">
+              <v:rect w14:anchorId="2C710F0E" id="Rectangle 7" o:spid="_x0000_s1026" style="position:absolute;margin-left:112.05pt;margin-top:.95pt;width:37.75pt;height:46.05pt;z-index:251666432;visibility:visible;mso-wrap-style:square;mso-width-percent:0;mso-height-percent:0;mso-wrap-distance-left:9pt;mso-wrap-distance-top:0;mso-wrap-distance-right:9pt;mso-wrap-distance-bottom:0;mso-position-horizontal:absolute;mso-position-horizontal-relative:margin;mso-position-vertical:absolute;mso-position-vertical-relative:text;mso-width-percent:0;mso-height-percent:0;mso-width-relative:margin;mso-height-relative:margin;v-text-anchor:middle" o:gfxdata="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" stroked="f" strokeweight="2pt">
                 <v:fill r:id="rId7" o:title="" recolor="t" rotate="t" type="frame"/>
                 <w10:wrap anchorx="margin"/>
               </v:rect>
@@ -7123,7 +7274,21 @@
         <w:rPr>
           <w:b/>
         </w:rPr>
-        <w:t>Ratnanagar-7, Sauraha, Chitwan</w:t>
+        <w:t xml:space="preserve">Ratnanagar-7, </w:t>
+      </w:r>
+      <w:proofErr w:type="spellStart"/>
+      <w:r>
+        <w:rPr>
+          <w:b/>
+        </w:rPr>
+        <w:t>Sauraha</w:t>
+      </w:r>
+      <w:proofErr w:type="spellEnd"/>
+      <w:r>
+        <w:rPr>
+          <w:b/>
+        </w:rPr>
+        <w:t>, Chitwan</w:t>
       </w:r>
     </w:p>
     <w:p>
@@ -7141,7 +7306,14 @@
           <w:b/>
           <w:u w:val="single"/>
         </w:rPr>
-        <w:t>Second Terminal Examination-2082</w:t>
+        <w:t>Annual</w:t>
+      </w:r>
+      <w:r>
+        <w:rPr>
+          <w:b/>
+          <w:u w:val="single"/>
+        </w:rPr>
+        <w:t xml:space="preserve"> Examination-2082</w:t>
       </w:r>
     </w:p>
     <w:p>
@@ -8547,7 +8719,7 @@
           </mc:Choice>
           <mc:Fallback>
             <w:pict>
-              <v:rect w14:anchorId="0DB235E8" id="Rectangle 7" o:spid="_x0000_s1026" style="position:absolute;margin-left:112.05pt;margin-top:.95pt;width:37.75pt;height:46.05pt;z-index:251667456;visibility:visible;mso-wrap-style:square;mso-width-percent:0;mso-height-percent:0;mso-wrap-distance-left:9pt;mso-wrap-distance-top:0;mso-wrap-distance-right:9pt;mso-wrap-distance-bottom:0;mso-position-horizontal:absolute;mso-position-horizontal-relative:margin;mso-position-vertical:absolute;mso-position-vertical-relative:text;mso-width-percent:0;mso-height-percent:0;mso-width-relative:margin;mso-height-relative:margin;v-text-anchor:middle" o:gfxdata="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" stroked="f" strokeweight="2pt">
+              <v:rect w14:anchorId="17ED99DE" id="Rectangle 7" o:spid="_x0000_s1026" style="position:absolute;margin-left:112.05pt;margin-top:.95pt;width:37.75pt;height:46.05pt;z-index:251667456;visibility:visible;mso-wrap-style:square;mso-width-percent:0;mso-height-percent:0;mso-wrap-distance-left:9pt;mso-wrap-distance-top:0;mso-wrap-distance-right:9pt;mso-wrap-distance-bottom:0;mso-position-horizontal:absolute;mso-position-horizontal-relative:margin;mso-position-vertical:absolute;mso-position-vertical-relative:text;mso-width-percent:0;mso-height-percent:0;mso-width-relative:margin;mso-height-relative:margin;v-text-anchor:middle" o:gfxdata="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" stroked="f" strokeweight="2pt">
                 <v:fill r:id="rId7" o:title="" recolor="t" rotate="t" type="frame"/>
                 <w10:wrap anchorx="margin"/>
               </v:rect>
@@ -8578,7 +8750,21 @@
         <w:rPr>
           <w:b/>
         </w:rPr>
-        <w:t>Ratnanagar-7, Sauraha, Chitwan</w:t>
+        <w:t xml:space="preserve">Ratnanagar-7, </w:t>
+      </w:r>
+      <w:proofErr w:type="spellStart"/>
+      <w:r>
+        <w:rPr>
+          <w:b/>
+        </w:rPr>
+        <w:t>Sauraha</w:t>
+      </w:r>
+      <w:proofErr w:type="spellEnd"/>
+      <w:r>
+        <w:rPr>
+          <w:b/>
+        </w:rPr>
+        <w:t>, Chitwan</w:t>
       </w:r>
     </w:p>
     <w:p>
@@ -8596,7 +8782,14 @@
           <w:b/>
           <w:u w:val="single"/>
         </w:rPr>
-        <w:t>Second Terminal Examination-2082</w:t>
+        <w:t>Annual</w:t>
+      </w:r>
+      <w:r>
+        <w:rPr>
+          <w:b/>
+          <w:u w:val="single"/>
+        </w:rPr>
+        <w:t xml:space="preserve"> Examination-2082</w:t>
       </w:r>
     </w:p>
     <w:p>
@@ -8618,7 +8811,27 @@
           <w:sz w:val="32"/>
           <w:szCs w:val="32"/>
         </w:rPr>
-        <w:t>Room No 2 (Class - 4 Magpie)</w:t>
+        <w:t xml:space="preserve">Room No 2 (Class - 4 </w:t>
+      </w:r>
+      <w:r>
+        <w:rPr>
+          <w:rFonts w:ascii="Times New Roman" w:hAnsi="Times New Roman" w:cs="Times New Roman"/>
+          <w:b/>
+          <w:bCs/>
+          <w:sz w:val="32"/>
+          <w:szCs w:val="32"/>
+        </w:rPr>
+        <w:t>Myna</w:t>
+      </w:r>
+      <w:r>
+        <w:rPr>
+          <w:rFonts w:ascii="Times New Roman" w:hAnsi="Times New Roman" w:cs="Times New Roman"/>
+          <w:b/>
+          <w:bCs/>
+          <w:sz w:val="32"/>
+          <w:szCs w:val="32"/>
+        </w:rPr>
+        <w:t>)</w:t>
       </w:r>
     </w:p>
     <w:tbl>
@@ -9776,7 +9989,7 @@
                 <w:sz w:val="32"/>
                 <w:szCs w:val="32"/>
               </w:rPr>
-              <w:t>27-</w:t>
+              <w:t>27</w:t>
             </w:r>
           </w:p>
         </w:tc>
@@ -9896,8 +10109,18 @@
                 <w:sz w:val="32"/>
                 <w:szCs w:val="32"/>
               </w:rPr>
-              <w:t>5 Nightingle</w:t>
-            </w:r>
+              <w:t xml:space="preserve">5 </w:t>
+            </w:r>
+            <w:proofErr w:type="spellStart"/>
+            <w:r>
+              <w:rPr>
+                <w:rFonts w:ascii="Times New Roman" w:hAnsi="Times New Roman" w:cs="Times New Roman"/>
+                <w:sz w:val="32"/>
+                <w:szCs w:val="32"/>
+              </w:rPr>
+              <w:t>Nightingle</w:t>
+            </w:r>
+            <w:proofErr w:type="spellEnd"/>
           </w:p>
         </w:tc>
         <w:tc>
@@ -10120,7 +10343,7 @@
           </mc:Choice>
           <mc:Fallback>
             <w:pict>
-              <v:rect w14:anchorId="69D0FA28" id="Rectangle 7" o:spid="_x0000_s1026" style="position:absolute;margin-left:112.05pt;margin-top:.95pt;width:37.75pt;height:46.05pt;z-index:251668480;visibility:visible;mso-wrap-style:square;mso-width-percent:0;mso-height-percent:0;mso-wrap-distance-left:9pt;mso-wrap-distance-top:0;mso-wrap-distance-right:9pt;mso-wrap-distance-bottom:0;mso-position-horizontal:absolute;mso-position-horizontal-relative:margin;mso-position-vertical:absolute;mso-position-vertical-relative:text;mso-width-percent:0;mso-height-percent:0;mso-width-relative:margin;mso-height-relative:margin;v-text-anchor:middle" o:gfxdata="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" stroked="f" strokeweight="2pt">
+              <v:rect w14:anchorId="276B3B27" id="Rectangle 7" o:spid="_x0000_s1026" style="position:absolute;margin-left:112.05pt;margin-top:.95pt;width:37.75pt;height:46.05pt;z-index:251668480;visibility:visible;mso-wrap-style:square;mso-width-percent:0;mso-height-percent:0;mso-wrap-distance-left:9pt;mso-wrap-distance-top:0;mso-wrap-distance-right:9pt;mso-wrap-distance-bottom:0;mso-position-horizontal:absolute;mso-position-horizontal-relative:margin;mso-position-vertical:absolute;mso-position-vertical-relative:text;mso-width-percent:0;mso-height-percent:0;mso-width-relative:margin;mso-height-relative:margin;v-text-anchor:middle" o:gfxdata="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" stroked="f" strokeweight="2pt">
                 <v:fill r:id="rId7" o:title="" recolor="t" rotate="t" type="frame"/>
                 <w10:wrap anchorx="margin"/>
               </v:rect>
@@ -10151,7 +10374,21 @@
         <w:rPr>
           <w:b/>
         </w:rPr>
-        <w:t>Ratnanagar-7, Sauraha, Chitwan</w:t>
+        <w:t xml:space="preserve">Ratnanagar-7, </w:t>
+      </w:r>
+      <w:proofErr w:type="spellStart"/>
+      <w:r>
+        <w:rPr>
+          <w:b/>
+        </w:rPr>
+        <w:t>Sauraha</w:t>
+      </w:r>
+      <w:proofErr w:type="spellEnd"/>
+      <w:r>
+        <w:rPr>
+          <w:b/>
+        </w:rPr>
+        <w:t>, Chitwan</w:t>
       </w:r>
     </w:p>
     <w:p>
@@ -10169,7 +10406,14 @@
           <w:b/>
           <w:u w:val="single"/>
         </w:rPr>
-        <w:t>Second Terminal Examination-2082</w:t>
+        <w:t>Annual</w:t>
+      </w:r>
+      <w:r>
+        <w:rPr>
+          <w:b/>
+          <w:u w:val="single"/>
+        </w:rPr>
+        <w:t xml:space="preserve"> Examination-2082</w:t>
       </w:r>
     </w:p>
     <w:p>
@@ -11949,7 +12193,7 @@
   <w:style w:type="paragraph" w:default="1" w:styleId="Normal">
     <w:name w:val="Normal"/>
     <w:qFormat/>
-    <w:rsid w:val="008C11DB"/>
+    <w:rsid w:val="00027599"/>
   </w:style>
   <w:style w:type="paragraph" w:styleId="Heading1">
     <w:name w:val="heading 1"/>
